--- a/paper/NBA_Moneyline_Calibration_Supplement.docx
+++ b/paper/NBA_Moneyline_Calibration_Supplement.docx
@@ -94,7 +94,7 @@
           <w:sz w:val="22"/>
           <w:szCs w:val="22"/>
         </w:rPr>
-        <w:t xml:space="preserve">Section 5.4 of the main paper reports that Shin (1993) and the additive rule give identical results. Because that claim is unusual and changes how Table 5 should be read, the derivation is written out here rather than simply stated. Every step is checked against the sample by src/shin_equivalence_proof.py.</w:t>
+        <w:t xml:space="preserve">Section 5.4 of the main paper reports that Shin (1993) and the additive rule give identical results. Clarke, Kovalchik, and Ingram (2017) proved this for races with two competitors. Because it changes how Table 5 should be read, the derivation is written out again here, and every step is checked against the sample by src/shin_equivalence_proof.py.</w:t>
       </w:r>
     </w:p>
     <w:p>
@@ -783,7 +783,7 @@
           <w:sz w:val="22"/>
           <w:szCs w:val="22"/>
         </w:rPr>
-        <w:t xml:space="preserve">The minimum detectable effect quoted in the main paper is the standard two-sided normal approximation, not an exact inversion of the Poisson-binomial power function. Because the two are not guaranteed to agree, src/power_curve.py computes the exact version. It builds the exact Poisson-binomial distribution by discrete Fourier transform of its characteristic function, using the conjugate symmetry so only half the frequencies are evaluated. It then finds the exact two-sided rejection region under the null and inverts exact power at 80 percent.</w:t>
+        <w:t xml:space="preserve">The minimum detectable effect quoted in the main paper is the standard two-sided normal approximation. It is not an exact inversion of the Poisson-binomial power function. Because the two are not guaranteed to agree, src/power_curve.py computes the exact version. It builds the exact Poisson-binomial distribution by taking the discrete Fourier transform of its characteristic function. Conjugate symmetry means only half the frequencies have to be evaluated. It then finds the exact two-sided rejection region under the null and inverts exact power at 80 percent.</w:t>
       </w:r>
     </w:p>
     <w:p>
@@ -1954,7 +1954,7 @@
           <w:sz w:val="22"/>
           <w:szCs w:val="22"/>
         </w:rPr>
-        <w:t xml:space="preserve">For comparison, the illustrative narrow bucket in section 1 of the main paper, 74 games at an assumed win probability of .85, has 11.2 percent power against the same 3.01-point break-even margin.</w:t>
+        <w:t xml:space="preserve">Compare the narrow bucket used as an illustration in section 1: 74 games at an assumed win probability of .85. It has 11.2 percent power against the same 3.01-point break-even margin.</w:t>
       </w:r>
     </w:p>
     <w:p>
@@ -1985,7 +1985,7 @@
           <w:sz w:val="22"/>
           <w:szCs w:val="22"/>
         </w:rPr>
-        <w:t xml:space="preserve">An earlier draft of this paper stated that favorite bias in the range commonly claimed, roughly 1.7 to 5.1 percentage points, had been reported in prior work, and Figure 3 marked both values as the smallest and largest effects in the cited literature. Neither number could be traced to any source in that citation set. Both were figures with no citation behind them. This section records what the search for a source turned up, because what it found matters in its own right and is not just a bookkeeping fix.</w:t>
+        <w:t xml:space="preserve">An earlier draft claimed prior work had reported favorite bias of roughly 1.7 to 5.1 percentage points. Figure 3 marked those two values as the smallest and largest effects in the cited literature. Neither number could be traced to any source in that citation set. Both were figures with no citation behind them. This section records what the search for a source turned up, because what it found matters in its own right and is not just a bookkeeping fix.</w:t>
       </w:r>
     </w:p>
     <w:p>
@@ -2030,7 +2030,7 @@
           <w:sz w:val="22"/>
           <w:szCs w:val="22"/>
         </w:rPr>
-        <w:t xml:space="preserve">The moneyline branch rests largely on Woodland and Woodland (2001), whose conversion method was questioned by Berkowitz, Depken and Gandar (2018) on the grounds that it overstates bookmaker commission and understates underdog win probability. Those authors reported in 2011 that the effect holds for the first three seasons but disappears over the following seven, as the market becomes more efficient.</w:t>
+        <w:t xml:space="preserve">The moneyline branch rests largely on Woodland and Woodland (2001). Berkowitz, Depken and Gandar (2018) questioned their conversion method, arguing it overstates the bookmaker's cut and understates the underdog's chance of winning. Those authors reported in 2011 that the effect holds for the first three seasons but disappears over the following seven, as the market becomes more efficient.</w:t>
       </w:r>
     </w:p>
     <w:p>
@@ -2091,7 +2091,7 @@
           <w:sz w:val="22"/>
           <w:szCs w:val="22"/>
         </w:rPr>
-        <w:t xml:space="preserve">The argument applies to section 5.5 of the main paper and not to section 5.1. The primary calibration test compares a win indicator with a probability, which is bounded. It is already evaluated against the exact Poisson-binomial distribution rather than a normal approximation, with a true size of .0484 reported in S2. The return analysis is the payout-weighted quantity their critique targets, and it does use the mean plus or minus 1.96 standard errors. It was therefore checked. Everything below is produced by src/return_simulation.py.</w:t>
+        <w:t xml:space="preserve">The argument applies to section 5.5 of the main paper and not to section 5.1. The primary calibration test compares a win indicator with a probability, which is bounded. It is already evaluated against the exact Poisson-binomial distribution, not a normal approximation. S2 reports its true size as .0484. The return analysis is the payout-weighted quantity their critique targets, and it does use the mean plus or minus 1.96 standard errors. It was therefore checked. Everything below is produced by src/return_simulation.py.</w:t>
       </w:r>
     </w:p>
     <w:p>
@@ -4987,7 +4987,7 @@
           <w:sz w:val="22"/>
           <w:szCs w:val="22"/>
         </w:rPr>
-        <w:t xml:space="preserve">Table 5 of the main paper changes two things at once. Each rule produces its own probabilities, so each rule also selects a different set of games above the .70 threshold: 6,840 under proportional, 7,211 under power. Differences across those rows mix the rule's effect with a change in which games are included. Holding the sample fixed at the 6,840 games the pre-specified proportional rule selects separates the two.</w:t>
+        <w:t xml:space="preserve">Table 5 of the main paper changes two things at once. Each rule produces its own probabilities, so each rule picks a different set of games above the .70 threshold. Proportional keeps 6,840; power keeps 7,211. Differences across those rows mix the rule's effect with a change in which games are included. Holding the sample fixed at the 6,840 games the pre-specified proportional rule selects separates the two.</w:t>
       </w:r>
     </w:p>
     <w:p>
@@ -10438,7 +10438,7 @@
           <w:sz w:val="22"/>
           <w:szCs w:val="22"/>
         </w:rPr>
-        <w:t xml:space="preserve">A separate script, src/fetch_source_data.py, re-downloads the complete original files, prints their SHA-256 hashes, and confirms that every column kept in the local subsets matches the original row for row. The frozen analysis plan is at preregistration/analysis_plan.md, with a note on its history stating when it was typed into the repository and what evidence does and does not exist for the date it was frozen. A running record of every correction made to this paper, including the two documented in S2 and S3, is at docs/errata.md.</w:t>
+        <w:t xml:space="preserve">A separate script, src/fetch_source_data.py, re-downloads the complete original files and prints their SHA-256 hashes. It then confirms that every column kept in the local subsets matches the original, row for row. The frozen analysis plan is at preregistration/analysis_plan.md. A note on its history states when it was typed into the repository, and what evidence does and does not exist for the freeze date. A running record of every correction made to this paper, including the two documented in S2 and S3, is at docs/errata.md.</w:t>
       </w:r>
     </w:p>
     <w:sectPr>
